--- a/book/word/Chapter 35 - The Fake Insurance Investigator.docx
+++ b/book/word/Chapter 35 - The Fake Insurance Investigator.docx
@@ -168,7 +168,7 @@
         <w:t xml:space="preserve"> </w:t>
       </w:r>
       <w:r>
-        <w:t xml:space="preserve">had been wrapped and tied with white coaxial cable and yellow polypropylene rope,</w:t>
+        <w:t xml:space="preserve">had been wrapped and tied with white coaxial cable and yellow rope,</w:t>
       </w:r>
       <w:r>
         <w:t xml:space="preserve"> </w:t>
